--- a/klagomål/A 7921-2026 FSC-klagomål.docx
+++ b/klagomål/A 7921-2026 FSC-klagomål.docx
@@ -931,7 +931,7 @@
     <w:r>
       <w:tab/>
       <w:tab/>
-      <w:t>2026-02-22</w:t>
+      <w:t>2026-02-23</w:t>
       <w:br/>
       <w:br/>
     </w:r>

--- a/klagomål/A 7921-2026 FSC-klagomål.docx
+++ b/klagomål/A 7921-2026 FSC-klagomål.docx
@@ -931,7 +931,7 @@
     <w:r>
       <w:tab/>
       <w:tab/>
-      <w:t>2026-02-23</w:t>
+      <w:t>2026-02-24</w:t>
       <w:br/>
       <w:br/>
     </w:r>

--- a/klagomål/A 7921-2026 FSC-klagomål.docx
+++ b/klagomål/A 7921-2026 FSC-klagomål.docx
@@ -931,7 +931,7 @@
     <w:r>
       <w:tab/>
       <w:tab/>
-      <w:t>2026-02-24</w:t>
+      <w:t>2026-02-25</w:t>
       <w:br/>
       <w:br/>
     </w:r>

--- a/klagomål/A 7921-2026 FSC-klagomål.docx
+++ b/klagomål/A 7921-2026 FSC-klagomål.docx
@@ -931,7 +931,7 @@
     <w:r>
       <w:tab/>
       <w:tab/>
-      <w:t>2026-02-25</w:t>
+      <w:t>2026-02-26</w:t>
       <w:br/>
       <w:br/>
     </w:r>

--- a/klagomål/A 7921-2026 FSC-klagomål.docx
+++ b/klagomål/A 7921-2026 FSC-klagomål.docx
@@ -931,7 +931,7 @@
     <w:r>
       <w:tab/>
       <w:tab/>
-      <w:t>2026-02-26</w:t>
+      <w:t>2026-02-28</w:t>
       <w:br/>
       <w:br/>
     </w:r>

--- a/klagomål/A 7921-2026 FSC-klagomål.docx
+++ b/klagomål/A 7921-2026 FSC-klagomål.docx
@@ -931,7 +931,7 @@
     <w:r>
       <w:tab/>
       <w:tab/>
-      <w:t>2026-02-28</w:t>
+      <w:t>2026-03-01</w:t>
       <w:br/>
       <w:br/>
     </w:r>

--- a/klagomål/A 7921-2026 FSC-klagomål.docx
+++ b/klagomål/A 7921-2026 FSC-klagomål.docx
@@ -931,7 +931,7 @@
     <w:r>
       <w:tab/>
       <w:tab/>
-      <w:t>2026-03-01</w:t>
+      <w:t>2026-03-02</w:t>
       <w:br/>
       <w:br/>
     </w:r>

--- a/klagomål/A 7921-2026 FSC-klagomål.docx
+++ b/klagomål/A 7921-2026 FSC-klagomål.docx
@@ -931,7 +931,7 @@
     <w:r>
       <w:tab/>
       <w:tab/>
-      <w:t>2026-03-02</w:t>
+      <w:t>2026-03-03</w:t>
       <w:br/>
       <w:br/>
     </w:r>

--- a/klagomål/A 7921-2026 FSC-klagomål.docx
+++ b/klagomål/A 7921-2026 FSC-klagomål.docx
@@ -931,7 +931,7 @@
     <w:r>
       <w:tab/>
       <w:tab/>
-      <w:t>2026-03-03</w:t>
+      <w:t>2026-03-04</w:t>
       <w:br/>
       <w:br/>
     </w:r>

--- a/klagomål/A 7921-2026 FSC-klagomål.docx
+++ b/klagomål/A 7921-2026 FSC-klagomål.docx
@@ -931,7 +931,7 @@
     <w:r>
       <w:tab/>
       <w:tab/>
-      <w:t>2026-03-04</w:t>
+      <w:t>2026-03-05</w:t>
       <w:br/>
       <w:br/>
     </w:r>

--- a/klagomål/A 7921-2026 FSC-klagomål.docx
+++ b/klagomål/A 7921-2026 FSC-klagomål.docx
@@ -931,7 +931,7 @@
     <w:r>
       <w:tab/>
       <w:tab/>
-      <w:t>2026-03-05</w:t>
+      <w:t>2026-03-06</w:t>
       <w:br/>
       <w:br/>
     </w:r>

--- a/klagomål/A 7921-2026 FSC-klagomål.docx
+++ b/klagomål/A 7921-2026 FSC-klagomål.docx
@@ -931,7 +931,7 @@
     <w:r>
       <w:tab/>
       <w:tab/>
-      <w:t>2026-03-06</w:t>
+      <w:t>2026-03-07</w:t>
       <w:br/>
       <w:br/>
     </w:r>

--- a/klagomål/A 7921-2026 FSC-klagomål.docx
+++ b/klagomål/A 7921-2026 FSC-klagomål.docx
@@ -931,7 +931,7 @@
     <w:r>
       <w:tab/>
       <w:tab/>
-      <w:t>2026-03-07</w:t>
+      <w:t>2026-03-08</w:t>
       <w:br/>
       <w:br/>
     </w:r>

--- a/klagomål/A 7921-2026 FSC-klagomål.docx
+++ b/klagomål/A 7921-2026 FSC-klagomål.docx
@@ -163,7 +163,7 @@
         <w:pStyle w:val="Title"/>
       </w:pPr>
       <w:r>
-        <w:t>Inledande FSC- /PEFC-klagomål – information om höga naturvärden i avverkningsanmälan A 7921-2026 i Älvdalens kommun</w:t>
+        <w:t>Inledande FSC- /PEFC-klagomål – information om höga naturvärden och fridlysta arter i avverkningsanmälan A 7921-2026 i Älvdalens kommun</w:t>
       </w:r>
     </w:p>
     <w:p>
@@ -173,7 +173,7 @@
     </w:p>
     <w:p>
       <w:r>
-        <w:t>Nedan presenteras fynd av naturvårdsarter som gjorts i det avverkningsanmälda området, samt relevanta utdrag ur standarderna för FSC, Chain of Custody, Controlled Wood och PEFC. I BILAGA 1 finns artfakta om rödlistade arter.</w:t>
+        <w:t>Nedan presenteras fynd av naturvårdsarter och fridlysta arter som gjorts i det avverkningsanmälda området, samt relevanta utdrag ur standarderna för FSC, Chain of Custody, Controlled Wood och PEFC. I BILAGA 1 finns artfakta om fridlysta och rödlistade arter.</w:t>
       </w:r>
     </w:p>
     <w:p>
@@ -191,7 +191,7 @@
     </w:p>
     <w:p>
       <w:r>
-        <w:t>I avverkningsanmälan har följande 4 naturvårdsarter hittats: knottrig blåslav (NT), lunglav (NT), bårdlav (S) och stuplav (S). Av dessa är 2 rödlistade. För rödlistade arter har rödlistekategorin angivits inom parentes. Arter som är signalarter enligt Skogsstyrelsen har markerats med (S).</w:t>
+        <w:t>I avverkningsanmälan har följande 10 naturvårdsarter hittats: knottrig blåslav (NT), kolflarnlav (NT), lunglav (NT), skrovellav (NT), spillkråka (NT, §4), bårdlav (S), mindre märgborre (S), stuplav (S), orre (§4) och tjäder (§4). Av dessa är 5 rödlistade. För rödlistade arter har rödlistekategorin angivits inom parentes. Arter som är signalarter enligt Skogsstyrelsen har markerats med (S). För fridlysta arter anges även paragrafen i Artskyddsförordningen som arten är fridlyst enligt.</w:t>
       </w:r>
     </w:p>
     <w:p>
@@ -206,7 +206,7 @@
       <w:r>
         <w:drawing>
           <wp:inline xmlns:a="http://schemas.openxmlformats.org/drawingml/2006/main" xmlns:pic="http://schemas.openxmlformats.org/drawingml/2006/picture">
-            <wp:extent cx="5486400" cy="2640920"/>
+            <wp:extent cx="5486400" cy="2636299"/>
             <wp:docPr id="1" name="Picture 1"/>
             <wp:cNvGraphicFramePr>
               <a:graphicFrameLocks noChangeAspect="1"/>
@@ -227,7 +227,7 @@
                   <pic:spPr>
                     <a:xfrm>
                       <a:off x="0" y="0"/>
-                      <a:ext cx="5486400" cy="2640920"/>
+                      <a:ext cx="5486400" cy="2636299"/>
                     </a:xfrm>
                     <a:prstGeom prst="rect"/>
                   </pic:spPr>
@@ -311,6 +311,26 @@
         <w:rPr>
           <w:b/>
         </w:rPr>
+        <w:t>Kolflarnlav (NT)</w:t>
+      </w:r>
+      <w:r>
+        <w:t xml:space="preserve"> är brandberoende och växer nästan uteslutande på kolad hård kärnved av tall. Etableringen verkar ske först 100–300 år efter brand och nytt substrat nybildas i mycket begränsad omfattning. Avverkning av tallskog av naturskogskaraktär med spår av återkommande bränder är ett hot och mängden lämplig ved att växa på för arten minskar dels på grund av naturlig nedbrytning men framförallt på grund av att det förstörs i samband med slutavverkningar, gallringar och markberedning. Såväl kolflarnlav som mörk kolflarnlav har glänsande bålfjäll och förekommer främst i tall- och blandbarrskogar av naturskogskaraktär med spår av återkommande bränder. Skogar som dessa hyser höga biologiska värden och bör skyddas. Kolflarnlav är typisk art för </w:t>
+      </w:r>
+      <w:r>
+        <w:rPr>
+          <w:i/>
+        </w:rPr>
+        <w:t>9010 Taiga</w:t>
+      </w:r>
+      <w:r>
+        <w:t xml:space="preserve"> (SLU Artdatabanken, 2024).</w:t>
+      </w:r>
+    </w:p>
+    <w:p>
+      <w:r>
+        <w:rPr>
+          <w:b/>
+        </w:rPr>
         <w:t>Lunglav (NT)</w:t>
       </w:r>
       <w:r>
@@ -351,6 +371,73 @@
       </w:r>
       <w:r>
         <w:t xml:space="preserve"> (SLU Artdatabanken, 2025; SLU Artdatabanken, 2024; Nitare &amp; Skogsstyrelsen, 2019).</w:t>
+      </w:r>
+    </w:p>
+    <w:p>
+      <w:r>
+        <w:rPr>
+          <w:b/>
+        </w:rPr>
+        <w:t>Mindre märgborre</w:t>
+      </w:r>
+      <w:r>
+        <w:t xml:space="preserve"> är en signalart för tallskog med höga naturvärden och betraktas tillsammans med skarptandad barkborre (NT) som nyckelarter för ett antal sällsynta åtgärdsprogramsarter som är beroende av deras gångsystem. Bland dessa kan nämnas avlång barkborre (VU), </w:t>
+      </w:r>
+      <w:r>
+        <w:rPr>
+          <w:i/>
+        </w:rPr>
+        <w:t>Corticeus longulus</w:t>
+      </w:r>
+      <w:r>
+        <w:t xml:space="preserve"> (VU), tallbarksvartbagge (VU), tallgångbagge (VU) och cholodkovskys bastborre (NT). Den mindre märgborrens måsvingeliknande gnaggångar är lätta att känna igen och hittas ofta på grova tallgrenar på marken. Rika förekomster av främst mindre märgborre men även skarptandad barkborre (NT) är en signal för artrikedom och inventeringar har visat att det är i skogar med en naturlig självgallring som det skapas förutsättningar för dessa arter samt de efterföljande åtgärdsprogramsarterna. Tallskogar med stark förekomst av mindre märgborre och skarptandad barkborre bör avsättas som reservat. Generellt bör hänsyn tas vid slutavverkning av talldominerad skog så att avverkningsrester som gren- och toppdelar lämnas. Mindre märgborre är typisk art för </w:t>
+      </w:r>
+      <w:r>
+        <w:rPr>
+          <w:i/>
+        </w:rPr>
+        <w:t>9060 Åsbarrskog</w:t>
+      </w:r>
+      <w:r>
+        <w:t xml:space="preserve"> (Pettersson, 2014; Hedgren, 2012; Gunnarsson m fl., 1999).</w:t>
+      </w:r>
+    </w:p>
+    <w:p>
+      <w:r>
+        <w:rPr>
+          <w:b/>
+        </w:rPr>
+        <w:t>Skrovellav (NT)</w:t>
+      </w:r>
+      <w:r>
+        <w:t xml:space="preserve"> växer på gamla lövträd och på klippor i gamla skogar med hög och jämn luftfuktighet. Slutavverkning av kontinuitetsskog utgör det största hotet och lavens fortsatta förekomst bör säkerställas genom att lokaler med äldre skog skyddas. I områden med mycket hög luftfuktighet kan man på bålen av skrovellav finna en sällsynt parasitsvamp med rödbruna apothecier, skrovellavsknapp </w:t>
+      </w:r>
+      <w:r>
+        <w:rPr>
+          <w:i/>
+        </w:rPr>
+        <w:t>Plectocarpon scrobiculatae</w:t>
+      </w:r>
+      <w:r>
+        <w:t xml:space="preserve"> (EN). Skrovellav är typisk art för </w:t>
+      </w:r>
+      <w:r>
+        <w:rPr>
+          <w:i/>
+        </w:rPr>
+        <w:t xml:space="preserve">9010 Taiga, 9020 Nordlig ädellövskog, 9040 Fjällbjörkskog, 9070 Trädklädd betesmark, 9160 Näringsrik ekskog, 9180 Ädellövskog i branter, 9190 Näringsfattig ekskog, 8210 Kalkbranter </w:t>
+      </w:r>
+      <w:r>
+        <w:t xml:space="preserve">och </w:t>
+      </w:r>
+      <w:r>
+        <w:rPr>
+          <w:i/>
+        </w:rPr>
+        <w:t>6530 Lövängar</w:t>
+      </w:r>
+      <w:r>
+        <w:t xml:space="preserve"> (SLU Artdatabanken, 2024; Nitare &amp; Skogsstyrelsen, 2019).</w:t>
       </w:r>
     </w:p>
     <w:p>
@@ -387,6 +474,96 @@
         <w:pStyle w:val="Heading1"/>
       </w:pPr>
       <w:r>
+        <w:t>Fridlysta arter</w:t>
+      </w:r>
+    </w:p>
+    <w:p>
+      <w:r>
+        <w:t>Följande fridlysta arter har sina livsmiljöer och växtplatser i den avverkningsanmälda skogen: spillkråka (NT, §4), orre (§4) och tjäder (§4).</w:t>
+      </w:r>
+    </w:p>
+    <w:p>
+      <w:r>
+        <w:t xml:space="preserve">Observera att medlemsländerna är skyldiga att agera i enlighet med EU:s fågeldirektiv där det uttryckligen står att direktivet gäller för fåglar samt för deras ägg, bon och </w:t>
+      </w:r>
+      <w:r>
+        <w:rPr>
+          <w:b/>
+        </w:rPr>
+        <w:t xml:space="preserve">livsmiljöer </w:t>
+      </w:r>
+      <w:r>
+        <w:t>(artikel 1). Vidare att de åtgärder som vidtas inte får leda till en försämring av den nuvarande situationen beträffande bevarandet av de fågelarter som avses i artikel 1 (artikel 13). Fågeldirektivet är styrande för tillsynsansvariga myndigheters ärendehantering, ställningstaganden och beslutsfattande.</w:t>
+      </w:r>
+    </w:p>
+    <w:p>
+      <w:r>
+        <w:rPr>
+          <w:b/>
+        </w:rPr>
+        <w:t>Spillkråka (NT, §4)</w:t>
+      </w:r>
+      <w:r>
+        <w:t xml:space="preserve"> är rödlistad som nära hotad och ingår i bilaga 1 i EU:s fågeldirektiv. Den minskar i population på grund av minskad tillgång på lämpliga bo- och födoträd och minskad födotillgång. Spillkråkans minskningstakt har uppgått till 19 (24–10) % under de senaste 15 åren. Minskningstakten för den svenska populationen bedöms vara nära gränsvärdet för Sårbar (VU) (A2bc). Skogsbruk med korta omloppstider och täta, homogena ungskogar utgör det största hotet. Spillkråka är typisk art för </w:t>
+      </w:r>
+      <w:r>
+        <w:rPr>
+          <w:i/>
+        </w:rPr>
+        <w:t xml:space="preserve">9010 Taiga </w:t>
+      </w:r>
+      <w:r>
+        <w:t>och</w:t>
+      </w:r>
+      <w:r>
+        <w:rPr>
+          <w:i/>
+        </w:rPr>
+        <w:t xml:space="preserve"> 9740 Skogsbevuxen myr </w:t>
+      </w:r>
+      <w:r>
+        <w:t>(SLU Artdatabanken, 2023).</w:t>
+      </w:r>
+    </w:p>
+    <w:p>
+      <w:r>
+        <w:rPr>
+          <w:b/>
+        </w:rPr>
+        <w:t>Tjäder (§4)</w:t>
+      </w:r>
+      <w:r>
+        <w:t xml:space="preserve"> omfattas av bilaga 1 och 2 EU:s fågeldirektiv och är typisk art för </w:t>
+      </w:r>
+      <w:r>
+        <w:rPr>
+          <w:i/>
+        </w:rPr>
+        <w:t xml:space="preserve">9010 Taiga </w:t>
+      </w:r>
+      <w:r>
+        <w:t xml:space="preserve">och </w:t>
+      </w:r>
+      <w:r>
+        <w:rPr>
+          <w:i/>
+        </w:rPr>
+        <w:t>9740 Skogsbevuxen myr</w:t>
+      </w:r>
+      <w:r>
+        <w:t>. Tjädern är en utpräglad skogsfågel knuten till större sammanhängande barrskogsområden. Tupparna och hönorna utnyttjar till viss del olika miljöer, och habitatvalet varierar dessutom mellan olika delar av året. För att det ska finnas livskraftiga tjäderbestånd krävs funktionella skogslandskap med en blandning av uppvuxen, gles och luckig skog, täta sumpskogar, myrar och andra små våtmarker. Arten försvinner när skogen fragmenteras och den sammanlagda arealen hyggen och andra öppna områden blir för stor. Ett småskaligt och försiktigt virkesuttag genom hyggesfria metoder kan i vissa fall vara möjligt i området inom 200 m från lekcentrum. Längre ut från lekcentrum, inom 200–500 m bör den avverkade ytan inte överskrida 1 hektar för att undvika alltför stora och snabba förändringar (Skogsstyrelsen, 2019; SLU Artdatabanken, 2024).</w:t>
+      </w:r>
+    </w:p>
+    <w:p>
+      <w:r>
+        <w:t>I BILAGA 1 finns mer detaljerad information om ekologi samt krav på livsmiljö hos fridlysta arter.</w:t>
+      </w:r>
+    </w:p>
+    <w:p>
+      <w:pPr>
+        <w:pStyle w:val="Heading1"/>
+      </w:pPr>
+      <w:r>
         <w:t>Certifiering</w:t>
       </w:r>
     </w:p>
@@ -434,6 +611,22 @@
       <w:r>
         <w:t>I den avverkningsanmälda skogen har fridlysta arter sina livsmiljöer och växtplatser. Att skada de fridlysta arternas livsmiljöer, växtplatser eller ekologiska funktion är inte tillåtet enligt artskyddsförordningen.</w:t>
       </w:r>
+      <w:r>
+        <w:rPr>
+          <w:i/>
+        </w:rPr>
+        <w:t xml:space="preserve"> EU:s medlemsländer och skogsbolag är skyldiga att agera i enlighet med EU:s fågeldirektiv där det uttryckligen står att direktivet gäller för fåglar samt för deras ägg, bon och </w:t>
+      </w:r>
+      <w:r>
+        <w:rPr>
+          <w:b/>
+          <w:i/>
+        </w:rPr>
+        <w:t xml:space="preserve">livsmiljöer </w:t>
+      </w:r>
+      <w:r>
+        <w:t>(artikel 1). Vidare att de åtgärder som vidtas inte får leda till en försämring av den nuvarande situationen beträffande bevarandet av de fågelarter som avses i artikel 1 (artikel 13).</w:t>
+      </w:r>
     </w:p>
     <w:p>
       <w:r>
@@ -472,7 +665,7 @@
         <w:rPr>
           <w:i/>
         </w:rPr>
-        <w:t>I det avverkningsanmälda skogsområdet har 4 naturvårdsarter varav 2 rödlistade arter sina livsmiljöer och växtplatser.</w:t>
+        <w:t>I det avverkningsanmälda skogsområdet har 10 naturvårdsarter varav 5 rödlistade arter sina livsmiljöer och växtplatser.</w:t>
       </w:r>
     </w:p>
     <w:p>
@@ -669,7 +862,9 @@
         <w:pStyle w:val="Title"/>
       </w:pPr>
       <w:r>
-        <w:t>BILAGA 1 – Rödlistade arter</w:t>
+        <w:t>BILAGA 1 –</w:t>
+        <w:br/>
+        <w:t>Fridlysta och rödlistade arter</w:t>
       </w:r>
     </w:p>
     <w:p>
@@ -801,6 +996,327 @@
       </w:r>
       <w:r>
         <w:t>https://www.slu.se/artdatabanken/arter-och-natur/artiklar/over-20-nya-lavparasiter-for-sverige/</w:t>
+      </w:r>
+    </w:p>
+    <w:p>
+      <w:pPr>
+        <w:pStyle w:val="Heading1"/>
+      </w:pPr>
+      <w:r>
+        <w:t>Mindre märgborre – ekologi samt krav på livsmiljön</w:t>
+      </w:r>
+    </w:p>
+    <w:p>
+      <w:r>
+        <w:t xml:space="preserve">Mindre märgborre är en signalart för tallskog med höga naturvärden och kan lätt konstateras genom sina karaktäristiska måsvingeliknande gnagspår som ofta hittas på grova tallgrenar på marken. Mindre märgborre betraktas tillsammans med skarptandad barkborre (NT) som nyckelarter, eftersom en rad sällsynta efterföljande arter är beroende av deras gångsystem. Bland dessa kan nämnas åtgärdsprogramsarterna avlång barkborre (VU), </w:t>
+      </w:r>
+      <w:r>
+        <w:rPr>
+          <w:i/>
+        </w:rPr>
+        <w:t>Corticeus longulus</w:t>
+      </w:r>
+      <w:r>
+        <w:t xml:space="preserve"> (VU), tallbarksvartbagge (VU), tallgångbagge (VU) och cholodkovskys bastborre (NT) (Pettersson, 2014; Gunnarsson m fl., 1999).</w:t>
+      </w:r>
+    </w:p>
+    <w:p>
+      <w:r>
+        <w:t>Tallskogar tillhör de livsmiljöer som förändrats i stor skala, där många kvadratmil har omvandlats till unga produktionsskogar. I sådana skogar saknas förutsättningar för de ovannämnda sällsynta barkborrarna och alltmer kunskap tyder på att skogsbrukets omvandling av skogslandskapet, missgynnar åtgärdsprogrammets arter även inne i skyddade områden (Hedgren, 2012; Hedgren m.fl., 2010; Wikars m.fl., 2010; Wikars, 2009). Orsaken är sannolikt att dagens intensiva skogsbruk trivialiserar faunan på nydöda träd. Detta sker genom att generalister förökas upp i sådan grad i den brukade skogen att dessa även kommer att dominera i de för hållandevis små och fragmenterade områden som avsätts för naturvård (Appelqvist, 2005; Janzen, 1983; Ås, 1999).</w:t>
+      </w:r>
+    </w:p>
+    <w:p>
+      <w:r>
+        <w:t>Ett tydligt exempel på en generalist som gynnas av dagens skogsbruk är större märgborre på nydöd tall. Denna utvecklas förutom i vindfällen gärna i avverkningsavfall, inklusive avverkningsstubbar och röjningsstammar. Därmed har den större märgborren möjlighet att upprätthålla stora och stabila populationer på huvuddelen av landets skogsmark, vilket leder till en trivialisering av faunan. Större märgborre inverkar sannolikt direkt negativt på arter som tolvtandad barkborre (EN) och avlång barkborre (VU), och indirekt på de som är gynnade av blånadssvampar, dvs. följearter till framförallt mindre märgborre och skarptandad barkborre (NT). De barkborrar som missgynnas av större märgborre är i mycket högre grad gynnade av tallar som dör genom självgallring, dvs. i normalfallet skog som inte används till skogsproduktion (Pettersson, 2014; Wikars, skriftl.).</w:t>
+      </w:r>
+    </w:p>
+    <w:p>
+      <w:r>
+        <w:t xml:space="preserve">Rika förekomster av främst mindre märgborre men även skarptandad barkborre (NT) är en signal för artrikedom och inventeringar har visat att det är i skogar med en naturlig självgallring som det skapas förutsättningar för dessa arter samt de efterföljande åtgärdsprogramsarterna (Pettersson, 2014; Hedgren, 2012). Tallskogar med stark förekomst av mindre märgborre och skarptandad barkborre bör avsättas som reservat. Generellt bör hänsyn tas vid slutavverkning av talldominerad skog så att avverkningsrester som gren- och toppdelar (s.k. GROT) lämnas. Mindre märgborre är typisk art för </w:t>
+      </w:r>
+      <w:r>
+        <w:rPr>
+          <w:i/>
+        </w:rPr>
+        <w:t>9060 Åsbarrskog</w:t>
+      </w:r>
+      <w:r>
+        <w:t xml:space="preserve"> (Pettersson, 2014; SLU Artdatabanken, 2024).</w:t>
+      </w:r>
+    </w:p>
+    <w:p>
+      <w:pPr>
+        <w:pStyle w:val="Heading2"/>
+      </w:pPr>
+      <w:r>
+        <w:t>Referenser – mindre märgborre</w:t>
+      </w:r>
+    </w:p>
+    <w:p>
+      <w:r>
+        <w:t xml:space="preserve">Appelqvist, T., 2005. </w:t>
+      </w:r>
+      <w:r>
+        <w:rPr>
+          <w:i/>
+        </w:rPr>
+        <w:t>Naturvårdsbiologisk forskning. Underlag för områdesskydd i landskapet.</w:t>
+      </w:r>
+      <w:r>
+        <w:t xml:space="preserve"> Naturvårdsverket, Rapport 5452.</w:t>
+      </w:r>
+    </w:p>
+    <w:p>
+      <w:r>
+        <w:t xml:space="preserve">Gunnarsson, B., Pettersson, R. B., Hake, M. och Hultengren, S. &amp; Sjöberg, K., 1999. </w:t>
+      </w:r>
+      <w:r>
+        <w:rPr>
+          <w:i/>
+        </w:rPr>
+        <w:t xml:space="preserve">Spindlar och skalbaggar som indikatorer i barrskog. </w:t>
+      </w:r>
+      <w:r>
+        <w:t>Skog &amp; Forskning, Nr. 2/99, s. 46–51.</w:t>
+      </w:r>
+    </w:p>
+    <w:p>
+      <w:r>
+        <w:t xml:space="preserve">Hedgren, O., 2012. </w:t>
+      </w:r>
+      <w:r>
+        <w:rPr>
+          <w:i/>
+        </w:rPr>
+        <w:t>Hotade insekter på tallved i Dalarna.</w:t>
+      </w:r>
+      <w:r>
+        <w:t xml:space="preserve"> Länsstyrelsen Dalarna, Naturvårdsenheten. Rapport 2012:16.</w:t>
+      </w:r>
+    </w:p>
+    <w:p>
+      <w:r>
+        <w:t xml:space="preserve">Hedgren, O. 2010. </w:t>
+      </w:r>
+      <w:r>
+        <w:rPr>
+          <w:i/>
+        </w:rPr>
+        <w:t>Vedinsekter i tallskog och på brandfält i Värmland.</w:t>
+      </w:r>
+      <w:r>
+        <w:t xml:space="preserve"> Länsstyrelsen Värmland, Stencil, 39 s.</w:t>
+      </w:r>
+    </w:p>
+    <w:p>
+      <w:r>
+        <w:t xml:space="preserve">Janzen, D. H., 1983. </w:t>
+      </w:r>
+      <w:r>
+        <w:rPr>
+          <w:i/>
+        </w:rPr>
+        <w:t>No park is an island: Increase in interference from outside as park size decreases</w:t>
+      </w:r>
+      <w:r>
+        <w:t>. Oikos 41: 402–410.</w:t>
+      </w:r>
+    </w:p>
+    <w:p>
+      <w:r>
+        <w:t xml:space="preserve">Jonsell, M., Weslien, J. &amp; Ehn ström, B., 1998. </w:t>
+      </w:r>
+      <w:r>
+        <w:rPr>
+          <w:i/>
+        </w:rPr>
+        <w:t>Substrate requirements of red-listed saproxylic invertebrates in Sweden</w:t>
+      </w:r>
+      <w:r>
+        <w:t>. Biodiversity and Conserv. 7: 749–764.</w:t>
+      </w:r>
+    </w:p>
+    <w:p>
+      <w:r>
+        <w:t xml:space="preserve">Pettersson, R. B., 2014). </w:t>
+      </w:r>
+      <w:r>
+        <w:rPr>
+          <w:i/>
+        </w:rPr>
+        <w:t>Åtgärdsprogram för skalbaggar på nyligen död tall, 2014–2018.</w:t>
+      </w:r>
+      <w:r>
+        <w:t xml:space="preserve"> Rapport 6599. Bromma: Naturvårdsverket.</w:t>
+      </w:r>
+    </w:p>
+    <w:p>
+      <w:r>
+        <w:t xml:space="preserve">SLU Artdatabanken, 2024. </w:t>
+      </w:r>
+      <w:r>
+        <w:rPr>
+          <w:i/>
+        </w:rPr>
+        <w:t xml:space="preserve">Artfaktablad. Naturvård – artfakta. </w:t>
+      </w:r>
+      <w:r>
+        <w:t>SLU Artdatabanken, Uppsala.</w:t>
+      </w:r>
+    </w:p>
+    <w:p>
+      <w:r>
+        <w:t xml:space="preserve">Wikars, L.-O., Hansson, J. &amp; Hedgren, O., 2010. </w:t>
+      </w:r>
+      <w:r>
+        <w:rPr>
+          <w:i/>
+        </w:rPr>
+        <w:t>Inventering av vedlevande skalbaggar – tallskogar i Örebro län.</w:t>
+      </w:r>
+      <w:r>
+        <w:t xml:space="preserve"> Länsstyrelsen i Örebro län, publ.nr. 2010:2.</w:t>
+      </w:r>
+    </w:p>
+    <w:p>
+      <w:r>
+        <w:t xml:space="preserve">Wikars, L.-O., 2009. </w:t>
+      </w:r>
+      <w:r>
+        <w:rPr>
+          <w:i/>
+        </w:rPr>
+        <w:t>Vedskalbaggar i Hamra nationalpark, Gävleborgs län.</w:t>
+      </w:r>
+      <w:r>
+        <w:t xml:space="preserve"> Länsstyrelsen Gävleborg, Rapport 2009:14.</w:t>
+      </w:r>
+    </w:p>
+    <w:p>
+      <w:pPr>
+        <w:pStyle w:val="Heading1"/>
+      </w:pPr>
+      <w:r>
+        <w:t>Spillkråka – ekologi samt krav på livsmiljön</w:t>
+      </w:r>
+    </w:p>
+    <w:p>
+      <w:r>
+        <w:t xml:space="preserve">Spillkråka (NT) är rödlistad som nära hotad, fridlyst enligt §4 Artskyddsförordningen, typisk art för </w:t>
+      </w:r>
+      <w:r>
+        <w:rPr>
+          <w:i/>
+        </w:rPr>
+        <w:t xml:space="preserve">9010 Taiga </w:t>
+      </w:r>
+      <w:r>
+        <w:t>och</w:t>
+      </w:r>
+      <w:r>
+        <w:rPr>
+          <w:i/>
+        </w:rPr>
+        <w:t xml:space="preserve"> 9740 Skogsbevuxen myr</w:t>
+      </w:r>
+      <w:r>
+        <w:t xml:space="preserve"> och ingår i bilaga 1 i EU:s fågeldirektiv. Spillkråka lever i både barr- och blandskog liksom i ren lövskog. De tätaste populationerna tenderar att finnas i äldre, variationsrik blandskog med gott om död ved och gamla träd.</w:t>
+      </w:r>
+    </w:p>
+    <w:p>
+      <w:r>
+        <w:t>Varje par utnyttjar 400–1000 hektar skog beroende på skogens kvalitet. En minskning av populationen pågår på grund av minskad tillgång på lämpliga bo- och födoträd och minskad födotillgång. Spillkråkans minskningstakt har uppgått till 19 (24–10) % under de senaste 15 åren. Minskningstakten för den svenska populationen bedöms vara nära gränsvärdet för Sårbar (VU) (A2bc). Skogsbruk med korta omloppstider och täta, homogena ungskogar utgör det största hotet (SLU Artdatabanken 2023).</w:t>
+      </w:r>
+    </w:p>
+    <w:p>
+      <w:pPr>
+        <w:pStyle w:val="Heading2"/>
+      </w:pPr>
+      <w:r>
+        <w:t>Referenser – spillkråka</w:t>
+      </w:r>
+    </w:p>
+    <w:p>
+      <w:r>
+        <w:t xml:space="preserve">SLU Artdatabanken, 2021. </w:t>
+      </w:r>
+      <w:r>
+        <w:rPr>
+          <w:i/>
+        </w:rPr>
+        <w:t xml:space="preserve">Artfaktablad. Naturvård – artfakta. </w:t>
+      </w:r>
+      <w:r>
+        <w:t>SLU Artdatabanken, Uppsala</w:t>
+      </w:r>
+    </w:p>
+    <w:p>
+      <w:pPr>
+        <w:pStyle w:val="Heading1"/>
+      </w:pPr>
+      <w:r>
+        <w:t>Tjäder – ekologi samt krav på livsmiljön</w:t>
+      </w:r>
+    </w:p>
+    <w:p>
+      <w:r>
+        <w:t xml:space="preserve">Tjäder (§4) omfattas av bilaga 1 och 2 EU:s fågeldirektiv och är typisk art för </w:t>
+      </w:r>
+      <w:r>
+        <w:rPr>
+          <w:i/>
+        </w:rPr>
+        <w:t xml:space="preserve">9010 Taiga </w:t>
+      </w:r>
+      <w:r>
+        <w:t xml:space="preserve">och </w:t>
+      </w:r>
+      <w:r>
+        <w:rPr>
+          <w:i/>
+        </w:rPr>
+        <w:t>9740 Skogsbevuxen myr</w:t>
+      </w:r>
+      <w:r>
+        <w:t>. Tjädern är en utpräglad skogsfågel knuten till större sammanhängande barrskogsområden. Tupparna och hönorna utnyttjar till viss del olika miljöer, och habitatvalet varierar dessutom mellan olika delar av året. För att det ska finnas livskraftiga tjäderbestånd krävs funktionella skogslandskap med en blandning av uppvuxen, gles och luckig skog, täta sumpskogar, myrar och andra små våtmarker (Skogsstyrelsen, 2019; SLU Artdatabanken 2024).</w:t>
+      </w:r>
+    </w:p>
+    <w:p>
+      <w:r>
+        <w:t>Arten försvinner när skogen fragmenteras och den sammanlagda arealen hyggen och andra öppna områden blir för stor. Ett småskaligt och försiktigt virkesuttag genom hyggesfria metoder kan i vissa fall vara möjligt i området inom 200 m från lekcentrum. Längre ut från lekcentrum, inom 200–500 m bör den avverkade ytan inte överskrida 1 hektar för att undvika alltför stora och snabba förändringar (Skogsstyrelsen, 2019).</w:t>
+      </w:r>
+    </w:p>
+    <w:p>
+      <w:pPr>
+        <w:pStyle w:val="Heading2"/>
+      </w:pPr>
+      <w:r>
+        <w:t>Referenser – tjäder</w:t>
+      </w:r>
+    </w:p>
+    <w:p>
+      <w:r>
+        <w:t xml:space="preserve">Skogsstyrelsen, 2019. </w:t>
+      </w:r>
+      <w:r>
+        <w:rPr>
+          <w:i/>
+        </w:rPr>
+        <w:t>Vägledning för hänsyn till fåglar – tjäder.</w:t>
+      </w:r>
+    </w:p>
+    <w:p>
+      <w:r>
+        <w:t xml:space="preserve">SLU Artdatabanken, 2024. </w:t>
+      </w:r>
+      <w:r>
+        <w:rPr>
+          <w:i/>
+        </w:rPr>
+        <w:t xml:space="preserve">Artfaktablad. Naturvård – artfakta. </w:t>
+      </w:r>
+      <w:r>
+        <w:t>SLU Artdatabanken, Uppsala</w:t>
       </w:r>
     </w:p>
     <w:sectPr>
@@ -931,7 +1447,7 @@
     <w:r>
       <w:tab/>
       <w:tab/>
-      <w:t>2026-03-08</w:t>
+      <w:t>2026-03-09</w:t>
       <w:br/>
       <w:br/>
     </w:r>

--- a/klagomål/A 7921-2026 FSC-klagomål.docx
+++ b/klagomål/A 7921-2026 FSC-klagomål.docx
@@ -1447,7 +1447,7 @@
     <w:r>
       <w:tab/>
       <w:tab/>
-      <w:t>2026-03-09</w:t>
+      <w:t>2026-03-10</w:t>
       <w:br/>
       <w:br/>
     </w:r>

--- a/klagomål/A 7921-2026 FSC-klagomål.docx
+++ b/klagomål/A 7921-2026 FSC-klagomål.docx
@@ -504,7 +504,7 @@
         <w:t>Spillkråka (NT, §4)</w:t>
       </w:r>
       <w:r>
-        <w:t xml:space="preserve"> är rödlistad som nära hotad och ingår i bilaga 1 i EU:s fågeldirektiv. Den minskar i population på grund av minskad tillgång på lämpliga bo- och födoträd och minskad födotillgång. Spillkråkans minskningstakt har uppgått till 19 (24–10) % under de senaste 15 åren. Minskningstakten för den svenska populationen bedöms vara nära gränsvärdet för Sårbar (VU) (A2bc). Skogsbruk med korta omloppstider och täta, homogena ungskogar utgör det största hotet. Spillkråka är typisk art för </w:t>
+        <w:t xml:space="preserve"> är rödlistad som nära hotad och ingår i bilaga 1 i EU:s fågeldirektiv. Den minskar i population på grund av minskad tillgång på lämpliga bo- och födoträd och minskad födotillgång. Spillkråkans minskningstakt har uppgått till 19 (24–10) % under de senaste 15 åren och bedöms vara nära gränsvärdet för Sårbar (VU) (A2bc). Spillkråka är en nyckelart i skogliga miljöer vars övergivna bohål utnyttjas av flera andra hålhäckande fågelarter och fladdermöss. Den behöver grova träd, främst tall, asp och bok som boträd. Skogsbruk med korta omloppstider och täta, homogena ungskogar utgör det största hotet. Spillkråka är typisk art för </w:t>
       </w:r>
       <w:r>
         <w:rPr>
@@ -522,7 +522,7 @@
         <w:t xml:space="preserve"> 9740 Skogsbevuxen myr </w:t>
       </w:r>
       <w:r>
-        <w:t>(SLU Artdatabanken, 2023).</w:t>
+        <w:t>(SLU Artdatabanken, 2025; Skogsstyrelsen 2016).</w:t>
       </w:r>
     </w:p>
     <w:p>
@@ -1220,7 +1220,7 @@
         <w:t xml:space="preserve"> 9740 Skogsbevuxen myr</w:t>
       </w:r>
       <w:r>
-        <w:t xml:space="preserve"> och ingår i bilaga 1 i EU:s fågeldirektiv. Spillkråka lever i både barr- och blandskog liksom i ren lövskog. De tätaste populationerna tenderar att finnas i äldre, variationsrik blandskog med gott om död ved och gamla träd.</w:t>
+        <w:t xml:space="preserve"> och ingår i bilaga 1 i EU:s fågeldirektiv. Spillkråka lever i både barr- och blandskog liksom i ren lövskog. De tätaste populationerna tenderar att finnas i äldre, variationsrik blandskog med gott om död ved och gamla träd. Spillkråka är en nyckelart i skogliga miljöer vars övergivna bohål utnyttjas av flera andra hålhäckande fågelarter och fladdermöss (SLU Artdatabanken, 2023; Skogsstyrelsen 2016).</w:t>
       </w:r>
     </w:p>
     <w:p>
@@ -1238,7 +1238,21 @@
     </w:p>
     <w:p>
       <w:r>
-        <w:t xml:space="preserve">SLU Artdatabanken, 2021. </w:t>
+        <w:t xml:space="preserve">Skogsstyrelsen, 2016. </w:t>
+      </w:r>
+      <w:r>
+        <w:rPr>
+          <w:i/>
+        </w:rPr>
+        <w:t xml:space="preserve">Vägledning för hänsyn till spillkråka. </w:t>
+      </w:r>
+      <w:r>
+        <w:t>Vägledningar och kunskapsstöd artskydd – Skogsstyrelsen.</w:t>
+      </w:r>
+    </w:p>
+    <w:p>
+      <w:r>
+        <w:t xml:space="preserve">SLU Artdatabanken, 2023. </w:t>
       </w:r>
       <w:r>
         <w:rPr>
@@ -1447,7 +1461,7 @@
     <w:r>
       <w:tab/>
       <w:tab/>
-      <w:t>2026-03-10</w:t>
+      <w:t>2026-03-11</w:t>
       <w:br/>
       <w:br/>
     </w:r>

--- a/klagomål/A 7921-2026 FSC-klagomål.docx
+++ b/klagomål/A 7921-2026 FSC-klagomål.docx
@@ -1461,7 +1461,7 @@
     <w:r>
       <w:tab/>
       <w:tab/>
-      <w:t>2026-03-11</w:t>
+      <w:t>2026-03-12</w:t>
       <w:br/>
       <w:br/>
     </w:r>

--- a/klagomål/A 7921-2026 FSC-klagomål.docx
+++ b/klagomål/A 7921-2026 FSC-klagomål.docx
@@ -1461,7 +1461,7 @@
     <w:r>
       <w:tab/>
       <w:tab/>
-      <w:t>2026-03-12</w:t>
+      <w:t>2026-03-13</w:t>
       <w:br/>
       <w:br/>
     </w:r>

--- a/klagomål/A 7921-2026 FSC-klagomål.docx
+++ b/klagomål/A 7921-2026 FSC-klagomål.docx
@@ -1456,7 +1456,7 @@
     <w:r>
       <w:tab/>
       <w:tab/>
-      <w:t>2026-04-14</w:t>
+      <w:t>2026-04-15</w:t>
       <w:br/>
       <w:br/>
     </w:r>

--- a/klagomål/A 7921-2026 FSC-klagomål.docx
+++ b/klagomål/A 7921-2026 FSC-klagomål.docx
@@ -1456,7 +1456,7 @@
     <w:r>
       <w:tab/>
       <w:tab/>
-      <w:t>2026-04-15</w:t>
+      <w:t>2026-04-16</w:t>
       <w:br/>
       <w:br/>
     </w:r>

--- a/klagomål/A 7921-2026 FSC-klagomål.docx
+++ b/klagomål/A 7921-2026 FSC-klagomål.docx
@@ -1456,7 +1456,7 @@
     <w:r>
       <w:tab/>
       <w:tab/>
-      <w:t>2026-04-16</w:t>
+      <w:t>2026-04-17</w:t>
       <w:br/>
       <w:br/>
     </w:r>

--- a/klagomål/A 7921-2026 FSC-klagomål.docx
+++ b/klagomål/A 7921-2026 FSC-klagomål.docx
@@ -1456,7 +1456,7 @@
     <w:r>
       <w:tab/>
       <w:tab/>
-      <w:t>2026-04-17</w:t>
+      <w:t>2026-04-18</w:t>
       <w:br/>
       <w:br/>
     </w:r>

--- a/klagomål/A 7921-2026 FSC-klagomål.docx
+++ b/klagomål/A 7921-2026 FSC-klagomål.docx
@@ -254,7 +254,25 @@
         <w:t>Bårdlav</w:t>
       </w:r>
       <w:r>
-        <w:t xml:space="preserve"> signalerar miljöer med höga naturvärden och på lokalerna finns vanligtvis många andra ovanliga och rödlistade arter. Den visar även på platser med hög och jämn luftfuktighet. Bårdlav är typisk art för </w:t>
+        <w:t xml:space="preserve"> signalerar miljöer med höga naturvärden och på lokalerna finns vanligtvis många andra ovanliga och rödlistade arter. Den visar även på platser med hög och jämn luftfuktighet. På bårdlav och andra njurlavar (Nephroma) kan de sällsynta parasiterna </w:t>
+      </w:r>
+      <w:r>
+        <w:rPr>
+          <w:i/>
+        </w:rPr>
+        <w:t xml:space="preserve">Protounguicularia nephromatis </w:t>
+      </w:r>
+      <w:r>
+        <w:t xml:space="preserve">(VU) och </w:t>
+      </w:r>
+      <w:r>
+        <w:rPr>
+          <w:i/>
+        </w:rPr>
+        <w:t xml:space="preserve">Tremella nephromatis </w:t>
+      </w:r>
+      <w:r>
+        <w:t xml:space="preserve">(DD) påträffas. Bårdlav är typisk art för </w:t>
       </w:r>
       <w:r>
         <w:rPr>
@@ -272,7 +290,7 @@
         <w:t xml:space="preserve"> 9190 Näringsfattig ekskog</w:t>
       </w:r>
       <w:r>
-        <w:t xml:space="preserve"> (SLU Artdatabanken, 2025; Nitare &amp; Skogsstyrelsen, 2019).</w:t>
+        <w:t xml:space="preserve"> (SLU Artdatabanken, 2026; Nitare &amp; Skogsstyrelsen, 2019).</w:t>
       </w:r>
     </w:p>
     <w:p>
@@ -419,7 +437,7 @@
         <w:t>Skrovellav (NT)</w:t>
       </w:r>
       <w:r>
-        <w:t xml:space="preserve"> växer på gamla lövträd och på klippor i gamla skogar med hög och jämn luftfuktighet. Slutavverkning av kontinuitetsskog utgör det största hotet och lavens fortsatta förekomst bör säkerställas genom att lokaler med äldre skog skyddas. I områden med mycket hög luftfuktighet kan man på bålen av skrovellav finna de sällsynta parasitsvamparna skrovellavsknapp (EN) och </w:t>
+        <w:t xml:space="preserve"> växer på gamla lövträd och på klippor i gamla skogar med hög och jämn luftfuktighet. Slutavverkning av kontinuitetsskog utgör det största hotet och lavens fortsatta förekomst bör säkerställas genom att lokaler med äldre skog skyddas. I områden med mycket hög luftfuktighet kan man på bålen av skrovellav finna de sällsynta parasitsvamparna skrovellavsknapp (EN), </w:t>
       </w:r>
       <w:r>
         <w:rPr>
@@ -428,7 +446,16 @@
         <w:t>Catillaria lobariicola</w:t>
       </w:r>
       <w:r>
-        <w:t xml:space="preserve"> (VU). Skrovellav är typisk art för </w:t>
+        <w:t xml:space="preserve"> (VU) och </w:t>
+      </w:r>
+      <w:r>
+        <w:rPr>
+          <w:i/>
+        </w:rPr>
+        <w:t>Merismatium lobariae</w:t>
+      </w:r>
+      <w:r>
+        <w:t xml:space="preserve"> (DD). Skrovellav är typisk art för </w:t>
       </w:r>
       <w:r>
         <w:rPr>
@@ -466,7 +493,7 @@
         <w:t>Pletocarpon nephromeum</w:t>
       </w:r>
       <w:r>
-        <w:t xml:space="preserve"> (EN), som växer på stuplav. Ytterligare två sällsynta lavparasiter, </w:t>
+        <w:t xml:space="preserve"> (EN), som växer på stuplav. Ytterligare tre sällsynta lavparasiter, </w:t>
       </w:r>
       <w:r>
         <w:rPr>
@@ -475,7 +502,7 @@
         <w:t>Protounguicularia nephromatis</w:t>
       </w:r>
       <w:r>
-        <w:t xml:space="preserve"> (VU) och </w:t>
+        <w:t xml:space="preserve"> (VU), </w:t>
       </w:r>
       <w:r>
         <w:rPr>
@@ -484,7 +511,16 @@
         <w:t>Refractohilum galligenum</w:t>
       </w:r>
       <w:r>
-        <w:t xml:space="preserve"> (NT), kan också påträffas på stuplav. Stuplav är typisk art för </w:t>
+        <w:t xml:space="preserve"> (NT) och </w:t>
+      </w:r>
+      <w:r>
+        <w:rPr>
+          <w:i/>
+        </w:rPr>
+        <w:t>Roselliniella nephromatis</w:t>
+      </w:r>
+      <w:r>
+        <w:t xml:space="preserve"> (DD), kan också påträffas på stuplav. Stuplav är typisk art för </w:t>
       </w:r>
       <w:r>
         <w:rPr>
@@ -1456,7 +1492,7 @@
     <w:r>
       <w:tab/>
       <w:tab/>
-      <w:t>2026-04-18</w:t>
+      <w:t>2026-04-19</w:t>
       <w:br/>
       <w:br/>
     </w:r>

--- a/klagomål/A 7921-2026 FSC-klagomål.docx
+++ b/klagomål/A 7921-2026 FSC-klagomål.docx
@@ -1492,7 +1492,7 @@
     <w:r>
       <w:tab/>
       <w:tab/>
-      <w:t>2026-04-19</w:t>
+      <w:t>2026-04-20</w:t>
       <w:br/>
       <w:br/>
     </w:r>

--- a/klagomål/A 7921-2026 FSC-klagomål.docx
+++ b/klagomål/A 7921-2026 FSC-klagomål.docx
@@ -1492,7 +1492,7 @@
     <w:r>
       <w:tab/>
       <w:tab/>
-      <w:t>2026-04-20</w:t>
+      <w:t>2026-04-21</w:t>
       <w:br/>
       <w:br/>
     </w:r>

--- a/klagomål/A 7921-2026 FSC-klagomål.docx
+++ b/klagomål/A 7921-2026 FSC-klagomål.docx
@@ -1492,7 +1492,7 @@
     <w:r>
       <w:tab/>
       <w:tab/>
-      <w:t>2026-04-21</w:t>
+      <w:t>2026-04-22</w:t>
       <w:br/>
       <w:br/>
     </w:r>

--- a/klagomål/A 7921-2026 FSC-klagomål.docx
+++ b/klagomål/A 7921-2026 FSC-klagomål.docx
@@ -1492,7 +1492,7 @@
     <w:r>
       <w:tab/>
       <w:tab/>
-      <w:t>2026-04-22</w:t>
+      <w:t>2026-04-23</w:t>
       <w:br/>
       <w:br/>
     </w:r>

--- a/klagomål/A 7921-2026 FSC-klagomål.docx
+++ b/klagomål/A 7921-2026 FSC-klagomål.docx
@@ -1492,7 +1492,7 @@
     <w:r>
       <w:tab/>
       <w:tab/>
-      <w:t>2026-04-23</w:t>
+      <w:t>2026-04-24</w:t>
       <w:br/>
       <w:br/>
     </w:r>

--- a/klagomål/A 7921-2026 FSC-klagomål.docx
+++ b/klagomål/A 7921-2026 FSC-klagomål.docx
@@ -1492,7 +1492,7 @@
     <w:r>
       <w:tab/>
       <w:tab/>
-      <w:t>2026-04-24</w:t>
+      <w:t>2026-04-25</w:t>
       <w:br/>
       <w:br/>
     </w:r>

--- a/klagomål/A 7921-2026 FSC-klagomål.docx
+++ b/klagomål/A 7921-2026 FSC-klagomål.docx
@@ -1492,7 +1492,7 @@
     <w:r>
       <w:tab/>
       <w:tab/>
-      <w:t>2026-04-25</w:t>
+      <w:t>2026-04-26</w:t>
       <w:br/>
       <w:br/>
     </w:r>

--- a/klagomål/A 7921-2026 FSC-klagomål.docx
+++ b/klagomål/A 7921-2026 FSC-klagomål.docx
@@ -1492,7 +1492,7 @@
     <w:r>
       <w:tab/>
       <w:tab/>
-      <w:t>2026-04-26</w:t>
+      <w:t>2026-04-27</w:t>
       <w:br/>
       <w:br/>
     </w:r>

--- a/klagomål/A 7921-2026 FSC-klagomål.docx
+++ b/klagomål/A 7921-2026 FSC-klagomål.docx
@@ -1492,7 +1492,7 @@
     <w:r>
       <w:tab/>
       <w:tab/>
-      <w:t>2026-04-27</w:t>
+      <w:t>2026-04-28</w:t>
       <w:br/>
       <w:br/>
     </w:r>

--- a/klagomål/A 7921-2026 FSC-klagomål.docx
+++ b/klagomål/A 7921-2026 FSC-klagomål.docx
@@ -1492,7 +1492,7 @@
     <w:r>
       <w:tab/>
       <w:tab/>
-      <w:t>2026-04-28</w:t>
+      <w:t>2026-04-29</w:t>
       <w:br/>
       <w:br/>
     </w:r>

--- a/klagomål/A 7921-2026 FSC-klagomål.docx
+++ b/klagomål/A 7921-2026 FSC-klagomål.docx
@@ -1492,7 +1492,7 @@
     <w:r>
       <w:tab/>
       <w:tab/>
-      <w:t>2026-04-29</w:t>
+      <w:t>2026-04-30</w:t>
       <w:br/>
       <w:br/>
     </w:r>

--- a/klagomål/A 7921-2026 FSC-klagomål.docx
+++ b/klagomål/A 7921-2026 FSC-klagomål.docx
@@ -1492,7 +1492,7 @@
     <w:r>
       <w:tab/>
       <w:tab/>
-      <w:t>2026-04-30</w:t>
+      <w:t>2026-05-01</w:t>
       <w:br/>
       <w:br/>
     </w:r>

--- a/klagomål/A 7921-2026 FSC-klagomål.docx
+++ b/klagomål/A 7921-2026 FSC-klagomål.docx
@@ -1492,7 +1492,7 @@
     <w:r>
       <w:tab/>
       <w:tab/>
-      <w:t>2026-05-01</w:t>
+      <w:t>2026-05-02</w:t>
       <w:br/>
       <w:br/>
     </w:r>

--- a/klagomål/A 7921-2026 FSC-klagomål.docx
+++ b/klagomål/A 7921-2026 FSC-klagomål.docx
@@ -1492,7 +1492,7 @@
     <w:r>
       <w:tab/>
       <w:tab/>
-      <w:t>2026-05-02</w:t>
+      <w:t>2026-05-03</w:t>
       <w:br/>
       <w:br/>
     </w:r>

--- a/klagomål/A 7921-2026 FSC-klagomål.docx
+++ b/klagomål/A 7921-2026 FSC-klagomål.docx
@@ -1492,7 +1492,7 @@
     <w:r>
       <w:tab/>
       <w:tab/>
-      <w:t>2026-05-03</w:t>
+      <w:t>2026-05-04</w:t>
       <w:br/>
       <w:br/>
     </w:r>

--- a/klagomål/A 7921-2026 FSC-klagomål.docx
+++ b/klagomål/A 7921-2026 FSC-klagomål.docx
@@ -1492,7 +1492,7 @@
     <w:r>
       <w:tab/>
       <w:tab/>
-      <w:t>2026-05-04</w:t>
+      <w:t>2026-05-05</w:t>
       <w:br/>
       <w:br/>
     </w:r>

--- a/klagomål/A 7921-2026 FSC-klagomål.docx
+++ b/klagomål/A 7921-2026 FSC-klagomål.docx
@@ -1492,7 +1492,7 @@
     <w:r>
       <w:tab/>
       <w:tab/>
-      <w:t>2026-05-05</w:t>
+      <w:t>2026-05-06</w:t>
       <w:br/>
       <w:br/>
     </w:r>

--- a/klagomål/A 7921-2026 FSC-klagomål.docx
+++ b/klagomål/A 7921-2026 FSC-klagomål.docx
@@ -1492,7 +1492,7 @@
     <w:r>
       <w:tab/>
       <w:tab/>
-      <w:t>2026-05-16</w:t>
+      <w:t>2026-05-17</w:t>
       <w:br/>
       <w:br/>
     </w:r>

--- a/klagomål/A 7921-2026 FSC-klagomål.docx
+++ b/klagomål/A 7921-2026 FSC-klagomål.docx
@@ -1492,7 +1492,7 @@
     <w:r>
       <w:tab/>
       <w:tab/>
-      <w:t>2026-05-17</w:t>
+      <w:t>2026-05-18</w:t>
       <w:br/>
       <w:br/>
     </w:r>

--- a/klagomål/A 7921-2026 FSC-klagomål.docx
+++ b/klagomål/A 7921-2026 FSC-klagomål.docx
@@ -1492,7 +1492,7 @@
     <w:r>
       <w:tab/>
       <w:tab/>
-      <w:t>2026-05-18</w:t>
+      <w:t>2026-05-19</w:t>
       <w:br/>
       <w:br/>
     </w:r>

--- a/klagomål/A 7921-2026 FSC-klagomål.docx
+++ b/klagomål/A 7921-2026 FSC-klagomål.docx
@@ -1492,7 +1492,7 @@
     <w:r>
       <w:tab/>
       <w:tab/>
-      <w:t>2026-05-19</w:t>
+      <w:t>2026-05-20</w:t>
       <w:br/>
       <w:br/>
     </w:r>
